--- a/public/thesis-library/purple/island/guide/guide.docx
+++ b/public/thesis-library/purple/island/guide/guide.docx
@@ -45,12 +45,12 @@
     </w:p>
     <w:p>
       <w:r>
-        <w:t>3. 切到「清單」可搜尋同一份資料。3D 載入失敗也能使用清單。</w:t>
+        <w:t>3. 四葉草 Logo 沿用正式原圖。Tarshar 公仔會沿五島步道跨橋散步，頭頂顯示英文名；點「找 Tarshar」拉近跟隨，拖曳鏡頭可退出跟隨。</w:t>
       </w:r>
     </w:p>
     <w:p>
       <w:r>
-        <w:t>4. 清晨、白天、黃昏、夜晚是場景選擇；「研究路線」是工作步驟示意。「場景動畫」不代表 AI 正在執行任務。</w:t>
+        <w:t>4. 「公仔散步」可暫停／繼續；系統減少動態效果會停走。清單仍有全部連結；日夜、研究路線與公仔活動都是示意，不代表 AI 執行任務。</w:t>
       </w:r>
     </w:p>
     <w:p>

--- a/public/thesis-library/purple/island/guide/guide.docx
+++ b/public/thesis-library/purple/island/guide/guide.docx
@@ -12,7 +12,7 @@
     </w:p>
     <w:p>
       <w:r>
-        <w:t>這一版讓 Tarshar 從五座小島接回研究：找到資料、看清目前狀態、知道下一步。公開地圖可用手機直接開啟；A/B 實驗沿用原有私人網路。</w:t>
+        <w:t>這一版讓 Tarshar 從五座小島接回研究：找到資料、看清目前狀態、知道下一步。島面已擴為約原來的 2.5 倍，步道與橋也加寬。公開地圖可用手機開啟；A/B 實驗沿用原有私人網路。</w:t>
       </w:r>
     </w:p>
     <w:p>
@@ -40,17 +40,17 @@
     </w:p>
     <w:p>
       <w:r>
-        <w:t>2. 點島名或 3D 模型，查看狀態、資料依據與下一步。拖曳旋轉，雙指縮放；Esc 或關閉鈕收起卡片。</w:t>
+        <w:t>2. 手機先靠近章節書房；點「展開」用整個視窗逛島，「收起」回到頁面。＋／− 放大縮小，單指旋轉、雙指張合縮放或一起拖曳平移；電腦可右鍵拖曳平移。「全景」回到五島總覽。</w:t>
       </w:r>
     </w:p>
     <w:p>
       <w:r>
-        <w:t>3. 四葉草 Logo 沿用正式原圖。Tarshar 公仔會沿五島步道跨橋散步，頭頂顯示英文名；點「找 Tarshar」拉近跟隨，拖曳鏡頭可退出跟隨。</w:t>
+        <w:t>3. 點島名或模型開資料卡，Esc 或關閉鈕收起。四葉草 Logo 沿用正式原圖。Tarshar 公仔沿步道跨橋散步，頭頂顯示英文名；「找 Tarshar」拉近跟隨，跟隨時也可按＋／−。拖曳鏡頭可退出跟隨。</w:t>
       </w:r>
     </w:p>
     <w:p>
       <w:r>
-        <w:t>4. 「公仔散步」可暫停／繼續；系統減少動態效果會停走。清單仍有全部連結；日夜、研究路線與公仔活動都是示意，不代表 AI 執行任務。</w:t>
+        <w:t>4. 「公仔散步」可暫停／繼續；系統減少動態效果會停走。清單有全部連結，切換時會收起滿版場景；日夜、研究路線與公仔活動都是示意，不代表 AI 執行任務。</w:t>
       </w:r>
     </w:p>
     <w:p>

--- a/public/thesis-library/purple/island/guide/guide.docx
+++ b/public/thesis-library/purple/island/guide/guide.docx
@@ -7,12 +7,12 @@
         <w:pStyle w:val="Title"/>
       </w:pPr>
       <w:r>
-        <w:t>論文智能島：操作與交班</w:t>
+        <w:t>論文圖書館 操作與交班</w:t>
       </w:r>
     </w:p>
     <w:p>
       <w:r>
-        <w:t>這一版讓 Tarshar 從五座小島接回研究：找到資料、看清目前狀態、知道下一步。島面已擴為約原來的 2.5 倍，步道與橋也加寬。公開地圖可用手機開啟；A/B 實驗沿用原有私人網路。</w:t>
+        <w:t>這一版把論文智能島改成海上研究圖書館：五個分館以木質書架、閱讀桌與開放式庭院串起研究資料。島面已擴為約原來的 2.5 倍，步道與橋也加寬。公開地圖可用手機開啟；A/B 實驗沿用原有私人網路。</w:t>
       </w:r>
     </w:p>
     <w:p>
@@ -35,17 +35,17 @@
     </w:p>
     <w:p>
       <w:r>
-        <w:t>1. 上方「繼續第三章」下載紫區現行 Word 工作稿；章節書房另有 PDF。</w:t>
+        <w:t>1. 上方「繼續第三章」下載紫區現行 Word 工作稿；論文寫作室另有 PDF。</w:t>
       </w:r>
     </w:p>
     <w:p>
       <w:r>
-        <w:t>2. 手機先靠近章節書房；點「展開」用整個視窗逛島，「收起」回到頁面。＋／− 放大縮小，單指旋轉、雙指張合縮放或一起拖曳平移；電腦可右鍵拖曳平移。「全景」回到五島總覽。</w:t>
+        <w:t>2. 手機先靠近論文寫作室；點「展開」用整個視窗逛島，「收起」回到頁面。＋／− 放大縮小，單指旋轉、雙指張合縮放或一起拖曳平移；電腦可右鍵拖曳平移。「全景」回到五館總覽。</w:t>
       </w:r>
     </w:p>
     <w:p>
       <w:r>
-        <w:t>3. 點島名或模型開資料卡，Esc 或關閉鈕收起。四葉草 Logo 沿用正式原圖。Tarshar 公仔沿步道跨橋散步，頭頂顯示英文名；「找 Tarshar」拉近跟隨，跟隨時也可按＋／−。拖曳鏡頭可退出跟隨。</w:t>
+        <w:t>3. 點島名或模型開資料卡，Esc 或關閉鈕收起。四葉草 Logo 沿用正式原圖。Tarshar 公仔已移除兩側獨立垂髮，沿書館步道跨橋散步，頭頂顯示英文名；「找 Tarshar」拉近跟隨，跟隨時也可按＋／−。拖曳鏡頭可退出跟隨。</w:t>
       </w:r>
     </w:p>
     <w:p>
@@ -63,7 +63,7 @@
         <w:pStyle w:val="Heading1"/>
       </w:pPr>
       <w:r>
-        <w:t>五座島怎麼用</w:t>
+        <w:t>五個分館怎麼用</w:t>
       </w:r>
     </w:p>
     <w:tbl>
@@ -96,7 +96,7 @@
                 <w:b/>
                 <w:sz w:val="19"/>
               </w:rPr>
-              <w:t>小島</w:t>
+              <w:t>分館</w:t>
             </w:r>
           </w:p>
         </w:tc>
@@ -155,7 +155,7 @@
                 <w:b w:val="0"/>
                 <w:sz w:val="19"/>
               </w:rPr>
-              <w:t>研究羅盤</w:t>
+              <w:t>研究導覽館</w:t>
             </w:r>
           </w:p>
         </w:tc>
@@ -214,7 +214,7 @@
                 <w:b w:val="0"/>
                 <w:sz w:val="19"/>
               </w:rPr>
-              <w:t>文獻書屋</w:t>
+              <w:t>文獻藏書館</w:t>
             </w:r>
           </w:p>
         </w:tc>
@@ -273,7 +273,7 @@
                 <w:b w:val="0"/>
                 <w:sz w:val="19"/>
               </w:rPr>
-              <w:t>實驗島</w:t>
+              <w:t>數位研究室</w:t>
             </w:r>
           </w:p>
         </w:tc>
@@ -332,7 +332,7 @@
                 <w:b w:val="0"/>
                 <w:sz w:val="19"/>
               </w:rPr>
-              <w:t>章節書房</w:t>
+              <w:t>論文寫作室</w:t>
             </w:r>
           </w:p>
         </w:tc>
@@ -391,7 +391,7 @@
                 <w:b w:val="0"/>
                 <w:sz w:val="19"/>
               </w:rPr>
-              <w:t>會議碼頭</w:t>
+              <w:t>交流閱覽室</w:t>
             </w:r>
           </w:p>
         </w:tc>
@@ -500,7 +500,7 @@
     </w:p>
     <w:p>
       <w:r>
-        <w:t>本版是五島入口與研究快照。手機模擬驗收不能取代 iPhone 真機操作，真機手勢與電量表現仍需本人使用確認。尚未串接即時任務、最新會議回覆或自動研究資料更新。下一步先依實際使用調整島內密度與手機閱讀，再評估唯讀事件來源。</w:t>
+        <w:t>本版是五館入口與研究快照。手機模擬驗收不能取代 iPhone 真機操作，真機手勢與電量表現仍需本人使用確認。尚未串接即時任務、最新會議回覆或自動研究資料更新。下一步先依實際使用調整島內密度與手機閱讀，再評估唯讀事件來源。</w:t>
       </w:r>
     </w:p>
     <w:sectPr>

--- a/public/thesis-library/purple/island/guide/guide.docx
+++ b/public/thesis-library/purple/island/guide/guide.docx
@@ -7,12 +7,12 @@
         <w:pStyle w:val="Title"/>
       </w:pPr>
       <w:r>
-        <w:t>論文圖書館 操作與交班</w:t>
+        <w:t>論文智能島：操作與交班</w:t>
       </w:r>
     </w:p>
     <w:p>
       <w:r>
-        <w:t>這一版把論文智能島改成海上研究圖書館：五個分館以木質書架、閱讀桌與開放式庭院串起研究資料。島面已擴為約原來的 2.5 倍，步道與橋也加寬。公開地圖可用手機開啟；A/B 實驗沿用原有私人網路。</w:t>
+        <w:t>這一版讓 Tarshar 從五座小島接回研究：找到資料、看清目前狀態、知道下一步。島面已擴為約原來的 2.5 倍，步道與橋也加寬。公開地圖可用手機開啟；A/B 實驗沿用原有私人網路。</w:t>
       </w:r>
     </w:p>
     <w:p>
@@ -35,17 +35,17 @@
     </w:p>
     <w:p>
       <w:r>
-        <w:t>1. 上方「繼續第三章」下載紫區現行 Word 工作稿；論文寫作室另有 PDF。</w:t>
+        <w:t>1. 上方「繼續第三章」下載紫區現行 Word 工作稿；章節書房另有 PDF。</w:t>
       </w:r>
     </w:p>
     <w:p>
       <w:r>
-        <w:t>2. 手機先靠近論文寫作室；點「展開」用整個視窗逛島，「收起」回到頁面。＋／− 放大縮小，單指旋轉、雙指張合縮放或一起拖曳平移；電腦可右鍵拖曳平移。「全景」回到五館總覽。</w:t>
+        <w:t>2. 手機先靠近章節書房；點「展開」用整個視窗逛島，「收起」回到頁面。＋／− 放大縮小，單指旋轉、雙指張合縮放或一起拖曳平移；電腦可右鍵拖曳平移。「全景」回到五島總覽。</w:t>
       </w:r>
     </w:p>
     <w:p>
       <w:r>
-        <w:t>3. 點島名或模型開資料卡，Esc 或關閉鈕收起。四葉草 Logo 沿用正式原圖。Tarshar 公仔已移除兩側獨立垂髮，沿書館步道跨橋散步，頭頂顯示英文名；「找 Tarshar」拉近跟隨，跟隨時也可按＋／−。拖曳鏡頭可退出跟隨。</w:t>
+        <w:t>3. 點島名或模型開資料卡，Esc 或關閉鈕收起。四葉草 Logo 沿用正式原圖。Tarshar 公仔沿步道跨橋散步，頭頂顯示英文名；「找 Tarshar」拉近跟隨，跟隨時也可按＋／−。拖曳鏡頭可退出跟隨。</w:t>
       </w:r>
     </w:p>
     <w:p>
@@ -63,7 +63,7 @@
         <w:pStyle w:val="Heading1"/>
       </w:pPr>
       <w:r>
-        <w:t>五個分館怎麼用</w:t>
+        <w:t>五座島怎麼用</w:t>
       </w:r>
     </w:p>
     <w:tbl>
@@ -96,7 +96,7 @@
                 <w:b/>
                 <w:sz w:val="19"/>
               </w:rPr>
-              <w:t>分館</w:t>
+              <w:t>小島</w:t>
             </w:r>
           </w:p>
         </w:tc>
@@ -155,7 +155,7 @@
                 <w:b w:val="0"/>
                 <w:sz w:val="19"/>
               </w:rPr>
-              <w:t>研究導覽館</w:t>
+              <w:t>研究羅盤</w:t>
             </w:r>
           </w:p>
         </w:tc>
@@ -214,7 +214,7 @@
                 <w:b w:val="0"/>
                 <w:sz w:val="19"/>
               </w:rPr>
-              <w:t>文獻藏書館</w:t>
+              <w:t>文獻書屋</w:t>
             </w:r>
           </w:p>
         </w:tc>
@@ -273,7 +273,7 @@
                 <w:b w:val="0"/>
                 <w:sz w:val="19"/>
               </w:rPr>
-              <w:t>數位研究室</w:t>
+              <w:t>實驗島</w:t>
             </w:r>
           </w:p>
         </w:tc>
@@ -332,7 +332,7 @@
                 <w:b w:val="0"/>
                 <w:sz w:val="19"/>
               </w:rPr>
-              <w:t>論文寫作室</w:t>
+              <w:t>章節書房</w:t>
             </w:r>
           </w:p>
         </w:tc>
@@ -391,7 +391,7 @@
                 <w:b w:val="0"/>
                 <w:sz w:val="19"/>
               </w:rPr>
-              <w:t>交流閱覽室</w:t>
+              <w:t>會議碼頭</w:t>
             </w:r>
           </w:p>
         </w:tc>
@@ -500,7 +500,7 @@
     </w:p>
     <w:p>
       <w:r>
-        <w:t>本版是五館入口與研究快照。手機模擬驗收不能取代 iPhone 真機操作，真機手勢與電量表現仍需本人使用確認。尚未串接即時任務、最新會議回覆或自動研究資料更新。下一步先依實際使用調整島內密度與手機閱讀，再評估唯讀事件來源。</w:t>
+        <w:t>本版是五島入口與研究快照。手機模擬驗收不能取代 iPhone 真機操作，真機手勢與電量表現仍需本人使用確認。尚未串接即時任務、最新會議回覆或自動研究資料更新。下一步先依實際使用調整島內密度與手機閱讀，再評估唯讀事件來源。</w:t>
       </w:r>
     </w:p>
     <w:sectPr>

--- a/public/thesis-library/purple/island/guide/guide.docx
+++ b/public/thesis-library/purple/island/guide/guide.docx
@@ -7,12 +7,12 @@
         <w:pStyle w:val="Title"/>
       </w:pPr>
       <w:r>
-        <w:t>論文智能島：操作與交班</w:t>
+        <w:t>研究同樂會 操作與交班</w:t>
       </w:r>
     </w:p>
     <w:p>
       <w:r>
-        <w:t>這一版讓 Tarshar 從五座小島接回研究：找到資料、看清目前狀態、知道下一步。島面已擴為約原來的 2.5 倍，步道與橋也加寬。公開地圖可用手機開啟；A/B 實驗沿用原有私人網路。</w:t>
+        <w:t>Tarshar 的研究同樂會把文獻、實驗、章節與討論放進一座連續的草地園區。五個展區有十五個獨立研究攤位；點選攤位拉近模型，再閱讀狀態、下一步、來源與相關內容。公開園區可用手機開啟；A/B 實驗沿用原有私人網路。</w:t>
       </w:r>
     </w:p>
     <w:p>
@@ -35,22 +35,22 @@
     </w:p>
     <w:p>
       <w:r>
-        <w:t>1. 上方「繼續第三章」下載紫區現行 Word 工作稿；章節書房另有 PDF。</w:t>
+        <w:t>1. 上方「繼續第三章」下載紫區現行 Word 工作稿；章節創作展廊另有 PDF。</w:t>
       </w:r>
     </w:p>
     <w:p>
       <w:r>
-        <w:t>2. 手機先靠近章節書房；點「展開」用整個視窗逛島，「收起」回到頁面。＋／− 放大縮小，單指旋轉、雙指張合縮放或一起拖曳平移；電腦可右鍵拖曳平移。「全景」回到五島總覽。</w:t>
+        <w:t>2. 手機先靠近章節創作展廊；點「展開」用整個視窗逛園區，「收起」回到頁面。＋／− 放大縮小，單指旋轉、雙指張合縮放或一起拖曳平移；電腦可右鍵拖曳平移。「全景」回到園區全景。</w:t>
       </w:r>
     </w:p>
     <w:p>
       <w:r>
-        <w:t>3. 點島名或模型開資料卡，Esc 或關閉鈕收起。四葉草 Logo 沿用正式原圖。Tarshar 公仔沿步道跨橋散步，頭頂顯示英文名；「找 Tarshar」拉近跟隨，跟隨時也可按＋／−。拖曳鏡頭可退出跟隨。</w:t>
+        <w:t>3. 點展區看各攤位；點攤位模型或頁面節目單，拉近查看該項研究。詳情卡可向下捲動到來源、同區攤位與關聯展區；Esc 或關閉鈕收起。卡片保留園區畫面。Tarshar 公仔沿步道散步，頭頂顯示英文名；「找 Tarshar」拉近跟隨，跟隨時也可縮放。公仔維持無兩條獨立側髮的平順髮型，Logo 沿用正式原圖。</w:t>
       </w:r>
     </w:p>
     <w:p>
       <w:r>
-        <w:t>4. 「公仔散步」可暫停／繼續；系統減少動態效果會停走。清單有全部連結，切換時會收起滿版場景；日夜、研究路線與公仔活動都是示意，不代表 AI 執行任務。</w:t>
+        <w:t>4. 「公仔散步」可暫停／繼續；系統減少動態效果會停走。「節目單」有全部連結，切換時會收起滿版場景；日夜、研究路線與公仔活動都是示意，不代表 AI 執行任務。</w:t>
       </w:r>
     </w:p>
     <w:p>
@@ -63,7 +63,7 @@
         <w:pStyle w:val="Heading1"/>
       </w:pPr>
       <w:r>
-        <w:t>五座島怎麼用</w:t>
+        <w:t>五個展區怎麼逛</w:t>
       </w:r>
     </w:p>
     <w:tbl>
@@ -96,7 +96,7 @@
                 <w:b/>
                 <w:sz w:val="19"/>
               </w:rPr>
-              <w:t>小島</w:t>
+              <w:t>展區</w:t>
             </w:r>
           </w:p>
         </w:tc>
@@ -155,7 +155,7 @@
                 <w:b w:val="0"/>
                 <w:sz w:val="19"/>
               </w:rPr>
-              <w:t>研究羅盤</w:t>
+              <w:t>靈感服務台</w:t>
             </w:r>
           </w:p>
         </w:tc>
@@ -214,7 +214,7 @@
                 <w:b w:val="0"/>
                 <w:sz w:val="19"/>
               </w:rPr>
-              <w:t>文獻書屋</w:t>
+              <w:t>文獻交換市集</w:t>
             </w:r>
           </w:p>
         </w:tc>
@@ -273,7 +273,7 @@
                 <w:b w:val="0"/>
                 <w:sz w:val="19"/>
               </w:rPr>
-              <w:t>實驗島</w:t>
+              <w:t>實驗遊樂工坊</w:t>
             </w:r>
           </w:p>
         </w:tc>
@@ -332,7 +332,7 @@
                 <w:b w:val="0"/>
                 <w:sz w:val="19"/>
               </w:rPr>
-              <w:t>章節書房</w:t>
+              <w:t>章節創作展廊</w:t>
             </w:r>
           </w:p>
         </w:tc>
@@ -391,7 +391,7 @@
                 <w:b w:val="0"/>
                 <w:sz w:val="19"/>
               </w:rPr>
-              <w:t>會議碼頭</w:t>
+              <w:t>研究相談廣場</w:t>
             </w:r>
           </w:p>
         </w:tc>
@@ -436,7 +436,7 @@
     <w:p/>
     <w:p>
       <w:r>
-        <w:t>綠區保留在「歷史港口」，不當作紫區已完成進度。</w:t>
+        <w:t>綠區保留在「歷史資料」，不當作紫區已完成進度。</w:t>
       </w:r>
     </w:p>
     <w:p>
@@ -500,7 +500,7 @@
     </w:p>
     <w:p>
       <w:r>
-        <w:t>本版是五島入口與研究快照。手機模擬驗收不能取代 iPhone 真機操作，真機手勢與電量表現仍需本人使用確認。尚未串接即時任務、最新會議回覆或自動研究資料更新。下一步先依實際使用調整島內密度與手機閱讀，再評估唯讀事件來源。</w:t>
+        <w:t>本版為五展區、十五攤位的研究入口與快照。手機模擬驗收不能取代 iPhone 真機操作，真機手勢與電量表現仍需本人使用確認。尚未串接即時任務、最新會議回覆或自動研究資料更新。下一步先依實際使用調整園區密度與手機閱讀，再評估唯讀事件來源。</w:t>
       </w:r>
     </w:p>
     <w:sectPr>

--- a/public/thesis-library/purple/island/guide/guide.docx
+++ b/public/thesis-library/purple/island/guide/guide.docx
@@ -45,12 +45,12 @@
     </w:p>
     <w:p>
       <w:r>
-        <w:t>3. 點展區看各攤位；點攤位模型或頁面節目單，拉近查看該項研究。詳情卡可向下捲動到來源、同區攤位與關聯展區；Esc 或關閉鈕收起。卡片保留園區畫面。Tarshar 公仔沿步道散步，頭頂顯示英文名；「找 Tarshar」拉近跟隨，跟隨時也可縮放。公仔維持無兩條獨立側髮的平順髮型，Logo 沿用正式原圖。</w:t>
+        <w:t>3. 點展區看各攤位；點攤位模型或頁面節目單，拉近查看該項研究。詳情卡可向下捲動到來源、同區攤位與關聯展區；Esc 或關閉鈕收起。卡片保留園區畫面。Tarshar 公仔沿步道散步，頭頂顯示英文名；「找 Tarshar」拉近跟隨，跟隨時也可縮放。Tarshar 公仔造型已由本人確認，維持原樣；Logo 沿用正式原圖。右側「夥伴」可找到教授 A、教授 B、男同學、女同學，點名字拉近跟隨。四位新角色先用角色名標示，沒有設定真實姓名或長相。</w:t>
       </w:r>
     </w:p>
     <w:p>
       <w:r>
-        <w:t>4. 「公仔散步」可暫停／繼續；系統減少動態效果會停走。「節目單」有全部連結，切換時會收起滿版場景；日夜、研究路線與公仔活動都是示意，不代表 AI 執行任務。</w:t>
+        <w:t>4. 「公仔散步」可一起暫停／繼續五人；系統減少動態效果會停走。「節目單」有全部連結，切換時會收起滿版場景；日夜、研究路線與公仔活動都是示意，不代表 AI 執行任務。</w:t>
       </w:r>
     </w:p>
     <w:p>

--- a/public/thesis-library/purple/island/guide/guide.docx
+++ b/public/thesis-library/purple/island/guide/guide.docx
@@ -12,7 +12,7 @@
     </w:p>
     <w:p>
       <w:r>
-        <w:t>Tarshar 的研究同樂會把文獻、實驗、章節與討論放進一座連續的草地園區。五個展區有十五個獨立研究攤位；點選攤位拉近模型，再閱讀狀態、下一步、來源與相關內容。公開園區可用手機開啟；A/B 實驗沿用原有私人網路。</w:t>
+        <w:t>2026-10-26 更新。Tarshar 的研究同樂會是五展區、十五攤位的模擬試玩場，提供真實研究工作稿與來源入口。可自由閱讀，也可開啟「Tarshar 帶路」沿步道逛攤位。公開園區可用手機開啟；A/B 實驗沿用原有私人網路。</w:t>
       </w:r>
     </w:p>
     <w:p>
@@ -35,7 +35,7 @@
     </w:p>
     <w:p>
       <w:r>
-        <w:t>1. 上方「繼續第三章」下載紫區現行 Word 工作稿；章節創作展廊另有 PDF。</w:t>
+        <w:t>1. 上方「查看研究設計草稿」下載現行 Word 工作稿；章節創作展廊另有 47 頁 PDF。五章均已有工作稿，正式結果與結論仍待實驗。</w:t>
       </w:r>
     </w:p>
     <w:p>
@@ -45,17 +45,17 @@
     </w:p>
     <w:p>
       <w:r>
-        <w:t>3. 點展區看各攤位；點攤位模型或頁面節目單，拉近查看該項研究。詳情卡可向下捲動到來源、同區攤位與關聯展區；Esc 或關閉鈕收起。卡片保留園區畫面。Tarshar 公仔沿步道散步，頭頂顯示英文名；「找 Tarshar」拉近跟隨，跟隨時也可縮放。Tarshar 公仔造型已由本人確認，維持原樣；Logo 沿用正式原圖。右側「夥伴」可找到教授 A、教授 B、男同學、女同學，點名字拉近跟隨。四位新角色先用角色名標示，沒有設定真實姓名或長相。</w:t>
+        <w:t>3. 點展區看攤位；自由探索時，點攤位直接拉近並閱讀內容。詳情卡可向下捲動查看來源、同區攤位與關聯展區；Esc 或關閉鈕收起。開啟「Tarshar 帶路」後，點攤位會沿步道走到附近，再開啟內容卡。途中可「直接閱讀」「直接抵達」或「停止導覽」；改點其他攤位會沿路轉向。到站後點「回到自由探索」會關閉帶路模式。</w:t>
       </w:r>
     </w:p>
     <w:p>
       <w:r>
-        <w:t>4. 「公仔散步」可一起暫停／繼續五人；系統減少動態效果會停走。「節目單」有全部連結，切換時會收起滿版場景；日夜、研究路線與公仔活動都是示意，不代表 AI 執行任務。</w:t>
+        <w:t>4. 「找 Tarshar」可拉近跟隨，跟隨時仍可縮放。「夥伴」可找到松果、栗子、阿栗、米露；四位都是虛構研究夥伴，姓名與設定不影射真人。Tarshar 公仔與正式 Logo 維持原樣。「公仔散步」可暫停／繼續五人；散步暫停或系統設定減少動態時，帶路直接抵達。系統減少動態會停走並停用導覽動畫。</w:t>
       </w:r>
     </w:p>
     <w:p>
       <w:r>
-        <w:t>5. 開啟 A/B 平台前，先在手機連上原有 Tailscale。主機仍只在私人網路服務，沒有啟用 Funnel。</w:t>
+        <w:t>5. 切換「節目單」會停止這一趟導覽並收起滿版場景。日夜、路線與公仔活動都是示意，不代表 AI 執行研究。開啟 A/B 平台前先連上原有 Tailscale；主機維持私人網路服務，沒有啟用 Funnel。</w:t>
       </w:r>
     </w:p>
     <w:p>
@@ -191,7 +191,7 @@
                 <w:b w:val="0"/>
                 <w:sz w:val="19"/>
               </w:rPr>
-              <w:t>正式題目與研究問題待確認</w:t>
+              <w:t>研究方向與問題工作稿</w:t>
             </w:r>
           </w:p>
         </w:tc>
@@ -250,7 +250,7 @@
                 <w:b w:val="0"/>
                 <w:sz w:val="19"/>
               </w:rPr>
-              <w:t>已選入固定版本材料；閱讀狀態待本人核對</w:t>
+              <w:t>固定版本閱讀材料；不代表已完成研讀</w:t>
             </w:r>
           </w:p>
         </w:tc>
@@ -309,7 +309,7 @@
                 <w:b w:val="0"/>
                 <w:sz w:val="19"/>
               </w:rPr>
-              <w:t>開發版；正式題組、規程、評分待完成</w:t>
+              <w:t>開發版；正式題組、規程、評分尚未完成</w:t>
             </w:r>
           </w:p>
         </w:tc>
@@ -350,7 +350,7 @@
                 <w:b w:val="0"/>
                 <w:sz w:val="19"/>
               </w:rPr>
-              <w:t>紫區第三章 Word／PDF</w:t>
+              <w:t>五章全文 Word／PDF</w:t>
             </w:r>
           </w:p>
         </w:tc>
@@ -368,7 +368,7 @@
                 <w:b w:val="0"/>
                 <w:sz w:val="19"/>
               </w:rPr>
-              <w:t>3.1–3.3 已有底稿；3.4–3.7 待補</w:t>
+              <w:t>47 頁工作稿；正式結果與結論尚待實驗</w:t>
             </w:r>
           </w:p>
         </w:tc>
@@ -409,7 +409,7 @@
                 <w:b w:val="0"/>
                 <w:sz w:val="19"/>
               </w:rPr>
-              <w:t>待討論事項、三方接力</w:t>
+              <w:t>設計討論、三方接力</w:t>
             </w:r>
           </w:p>
         </w:tc>
@@ -427,7 +427,7 @@
                 <w:b w:val="0"/>
                 <w:sz w:val="19"/>
               </w:rPr>
-              <w:t>未接最新教授回覆，沒有自動核准紀錄</w:t>
+              <w:t>討論素材；未串接最新會議回覆</w:t>
             </w:r>
           </w:p>
         </w:tc>
@@ -449,7 +449,7 @@
     </w:p>
     <w:p>
       <w:r>
-        <w:t>研究快照在 data.json 記錄更新時間、來源版本與核對者。超過 24 小時顯示非即時；不使用自行推算的完成百分比。現有模型設定只作為實驗資訊展示，未經比較不稱「最適合」。這次只製作入口與場景，不改 A/B 語料、模型、配額、評分或查詢流程，也沒有為展示呼叫問答 API。</w:t>
+        <w:t>研究快照在 data.json 記錄更新時間、來源版本與核對者。超過 24 小時顯示非即時；不自行推算完成百分比。模型設定僅供實驗資訊展示，未經比較不稱「最適合」。本版不改 A/B 語料、模型、配額、評分或查詢流程，沒有為展示呼叫問答 API。</w:t>
       </w:r>
     </w:p>
     <w:p>
@@ -500,7 +500,7 @@
     </w:p>
     <w:p>
       <w:r>
-        <w:t>本版為五展區、十五攤位的研究入口與快照。手機模擬驗收不能取代 iPhone 真機操作，真機手勢與電量表現仍需本人使用確認。尚未串接即時任務、最新會議回覆或自動研究資料更新。下一步先依實際使用調整園區密度與手機閱讀，再評估唯讀事件來源。</w:t>
+        <w:t>本版維持五展區、十五攤位，新增可選的 Tarshar 帶路。本階段未加入進度燈旗、實驗 demo 或時間軸。工作稿與來源可供探索，走到攤位不代表研究完成。手機模擬驗收不能取代 iPhone 真機操作；尚未串接即時任務、最新會議回覆或自動研究資料更新。下一步依實際使用調整手機操作與閱讀。</w:t>
       </w:r>
     </w:p>
     <w:sectPr>

--- a/public/thesis-library/purple/island/guide/guide.docx
+++ b/public/thesis-library/purple/island/guide/guide.docx
@@ -35,7 +35,7 @@
     </w:p>
     <w:p>
       <w:r>
-        <w:t>1. 上方「查看研究設計草稿」下載現行 Word 工作稿；章節創作展廊另有 47 頁 PDF。五章均已有工作稿，正式結果與結論仍待實驗。</w:t>
+        <w:t>1. 上方「查看研究設計草稿」開啟研究設計核對頁；章節創作展廊提供全文 Word 與 47 頁 PDF。五章均已有工作稿，正式結果與結論仍待實驗。</w:t>
       </w:r>
     </w:p>
     <w:p>
@@ -526,7 +526,7 @@
         <w:color w:val="666666"/>
         <w:sz w:val="16"/>
       </w:rPr>
-      <w:t xml:space="preserve">論文智能島  操作說明  ·  </w:t>
+      <w:t xml:space="preserve">研究同樂會  操作說明  ·  </w:t>
     </w:r>
     <w:fldSimple w:instr="PAGE"/>
   </w:p>

--- a/public/thesis-library/purple/island/guide/guide.docx
+++ b/public/thesis-library/purple/island/guide/guide.docx
@@ -26,6 +26,12 @@
       </w:r>
     </w:p>
     <w:p>
+      <w:pPr/>
+      <w:r>
+        <w:t>本次 Meeting：https://tarshar4242.github.io/learn-ai-with-tarshar/thesis-library/purple/meeting-1026/</w:t>
+      </w:r>
+    </w:p>
+    <w:p>
       <w:pPr>
         <w:pStyle w:val="Heading1"/>
       </w:pPr>
@@ -35,7 +41,7 @@
     </w:p>
     <w:p>
       <w:r>
-        <w:t>1. 上方「查看研究設計草稿」開啟研究設計核對頁；章節創作展廊提供全文 Word 與 47 頁 PDF。五章均已有工作稿，正式結果與結論仍待實驗。</w:t>
+        <w:t>1. 上方「開啟本次 Meeting 資料」提供 10/26 修訂包；會議日期待定，尚未核定。章節創作展廊提供全文 Word 與 58 頁 PDF。五章為方法修訂討論稿，正式結果與結論仍待實驗。</w:t>
       </w:r>
     </w:p>
     <w:p>
@@ -191,7 +197,7 @@
                 <w:b w:val="0"/>
                 <w:sz w:val="19"/>
               </w:rPr>
-              <w:t>研究方向與問題工作稿</w:t>
+              <w:t>SECI 組合化、RQ1 共同取回與 RQ2 B 組整合</w:t>
             </w:r>
           </w:p>
         </w:tc>
@@ -309,7 +315,7 @@
                 <w:b w:val="0"/>
                 <w:sz w:val="19"/>
               </w:rPr>
-              <w:t>開發版；正式題組、規程、評分尚未完成</w:t>
+              <w:t>E1、E3、E4 工程驗收完成；正式實驗尚未就緒</w:t>
             </w:r>
           </w:p>
         </w:tc>
@@ -368,7 +374,7 @@
                 <w:b w:val="0"/>
                 <w:sz w:val="19"/>
               </w:rPr>
-              <w:t>47 頁工作稿；正式結果與結論尚待實驗</w:t>
+              <w:t>58 頁方法修訂稿；正式結果與結論尚待實驗</w:t>
             </w:r>
           </w:p>
         </w:tc>
@@ -427,7 +433,7 @@
                 <w:b w:val="0"/>
                 <w:sz w:val="19"/>
               </w:rPr>
-              <w:t>討論素材；未串接最新會議回覆</w:t>
+              <w:t>10/26 Meeting 資料包；會議日期待定，尚未核定</w:t>
             </w:r>
           </w:p>
         </w:tc>
@@ -449,7 +455,7 @@
     </w:p>
     <w:p>
       <w:r>
-        <w:t>研究快照在 data.json 記錄更新時間、來源版本與核對者。超過 24 小時顯示非即時；不自行推算完成百分比。模型設定僅供實驗資訊展示，未經比較不稱「最適合」。本版不改 A/B 語料、模型、配額、評分或查詢流程，沒有為展示呼叫問答 API。</w:t>
+        <w:t>研究快照在 data.json 記錄更新時間、來源版本與核對者。排程每 4 小時檢查來源，有變更才核對並發布；沒有變更不重複發布，不是即時同步。不自行推算完成百分比。模型設定僅供實驗資訊展示，未經比較不稱「最適合」。本版不改 A/B 語料、模型、配額、評分或查詢流程，沒有為展示呼叫問答 API。</w:t>
       </w:r>
     </w:p>
     <w:p>
@@ -500,7 +506,7 @@
     </w:p>
     <w:p>
       <w:r>
-        <w:t>本版維持五展區、十五攤位，新增可選的 Tarshar 帶路。本階段未加入進度燈旗、實驗 demo 或時間軸。工作稿與來源可供探索，走到攤位不代表研究完成。手機模擬驗收不能取代 iPhone 真機操作；尚未串接即時任務、最新會議回覆或自動研究資料更新。下一步依實際使用調整手機操作與閱讀。</w:t>
+        <w:t>本版維持五展區、十五攤位，新增可選的 Tarshar 帶路。本階段未加入進度燈旗、實驗 demo 或時間軸。工作稿與來源可供探索，走到攤位不代表研究完成。手機模擬驗收不能取代 iPhone 真機操作；已連到本次 Meeting 討論包，並以每 4 小時檢查維護資料入口；不自動生成會議決議，也不把工程驗收當研究完成。下一步依實際使用調整手機操作與閱讀。</w:t>
       </w:r>
     </w:p>
     <w:sectPr>

--- a/public/thesis-library/purple/island/guide/guide.docx
+++ b/public/thesis-library/purple/island/guide/guide.docx
@@ -7,12 +7,12 @@
         <w:pStyle w:val="Title"/>
       </w:pPr>
       <w:r>
-        <w:t>研究同樂會 操作與交班</w:t>
+        <w:t>研究同樂島 操作與交班</w:t>
       </w:r>
     </w:p>
     <w:p>
       <w:r>
-        <w:t>2026-10-26 更新。Tarshar 的研究同樂會是五展區、十五攤位的模擬試玩場，提供真實研究工作稿與來源入口。可自由閱讀，也可開啟「Tarshar 帶路」沿步道逛攤位。公開園區可用手機開啟；A/B 實驗沿用原有私人網路。</w:t>
+        <w:t>2026-10-26 更新。Tarshar 的研究同樂島是五展區、十五攤位的模擬試玩場，提供真實研究工作稿與來源入口。可自由閱讀，也可開啟「Tarshar 帶路」沿步道逛攤位。公開園區可用手機開啟；A/B 實驗沿用原有私人網路。</w:t>
       </w:r>
     </w:p>
     <w:p>
@@ -532,7 +532,7 @@
         <w:color w:val="666666"/>
         <w:sz w:val="16"/>
       </w:rPr>
-      <w:t xml:space="preserve">研究同樂會  操作說明  ·  </w:t>
+      <w:t xml:space="preserve">研究同樂島  操作說明  ·  </w:t>
     </w:r>
     <w:fldSimple w:instr="PAGE"/>
   </w:p>
